--- a/content/footer.docx
+++ b/content/footer.docx
@@ -15,8 +15,12 @@
       <w:r>
         <w:t xml:space="preserve">Copyright © 2026 Australia Post. All Rights Reserved. Our </w:t>
       </w:r>
-      <w:hyperlink w:history="1" r:id="rIdwvn7pmetk8lefip5_tac2">
+      <w:hyperlink w:history="1" r:id="rId0gf1igsqx2bzdnxgpui2q">
         <w:r>
+          <w:rPr>
+            <w:b w:val="false"/>
+            <w:bCs w:val="false"/>
+          </w:rPr>
           <w:t xml:space="preserve">privacy policy</w:t>
         </w:r>
       </w:hyperlink>
